--- a/docs/VESMA_dalsie_kroky.docx
+++ b/docs/VESMA_dalsie_kroky.docx
@@ -12,7 +12,7 @@
           <w:color w:val="1F6FA8"/>
           <w:sz w:val="38"/>
         </w:rPr>
-        <w:t>VESMA — ďalšie kroky a časová os validácie</w:t>
+        <w:t>VESMA — kroky a časová os validácie</w:t>
       </w:r>
     </w:p>
     <w:p>
@@ -20,7 +20,15 @@
         <w:rPr>
           <w:b w:val="0"/>
         </w:rPr>
-        <w:t>Stav k 30. 9. 2026. Po piatich prezentáciách pre subregióny.</w:t>
+        <w:t>Verzia 2, stav k 30. 9. 2026. Po piatich prezentáciách pre subregióny.</w:t>
+      </w:r>
+    </w:p>
+    <w:p>
+      <w:r>
+        <w:rPr>
+          <w:b w:val="0"/>
+        </w:rPr>
+        <w:t>Zmena oproti verzii 1: vypadlo meranie v aplikácii a organizácie v zriaďovateľskej pôsobnosti kraja, pribudla časť K a presmerovanie dopytu od tímu zadávateľky. Žiadny krok v tomto dokumente nie je vývoj.</w:t>
       </w:r>
     </w:p>
     <w:p>
@@ -56,7 +64,7 @@
           <w:color w:val="1F6FA8"/>
           <w:sz w:val="23"/>
         </w:rPr>
-        <w:t>Čo hovorí zoznam prihlásení</w:t>
+        <w:t>Zoznam prihlásení</w:t>
       </w:r>
     </w:p>
     <w:p>
@@ -64,7 +72,7 @@
         <w:rPr>
           <w:b w:val="0"/>
         </w:rPr>
-        <w:t xml:space="preserve">Zoznam nie sú registrácie. </w:t>
+        <w:t xml:space="preserve">Nie sú to registrácie. </w:t>
       </w:r>
       <w:r>
         <w:rPr>
@@ -78,19 +86,7 @@
         <w:rPr>
           <w:b w:val="0"/>
         </w:rPr>
-        <w:t xml:space="preserve"> zapisuje </w:t>
-      </w:r>
-      <w:r>
-        <w:rPr>
-          <w:b/>
-        </w:rPr>
-        <w:t>jeden riadok pri každom kliknutí na prihlasovací odkaz</w:t>
-      </w:r>
-      <w:r>
-        <w:rPr>
-          <w:b w:val="0"/>
-        </w:rPr>
-        <w:t>, takže opakované prihlásenie tej istej osoby je nový riadok.</w:t>
+        <w:t xml:space="preserve"> zapisuje jeden riadok pri každom kliknutí na prihlasovací odkaz, takže opakované prihlásenie tej istej osoby je nový riadok.</w:t>
       </w:r>
     </w:p>
     <w:tbl>
@@ -337,15 +333,7 @@
         <w:rPr>
           <w:b w:val="0"/>
         </w:rPr>
-        <w:t>Rozdelenie 20 adries: INOVIA 2 · ŽSK 2 · samospráva 3 · verejný sektor a blízke organizácie 4 (SHMÚ, UNIZA, MAS Dolný Liptov, Orava) · firmy 3 · neurčiteľné freemailové adresy 6.</w:t>
-      </w:r>
-    </w:p>
-    <w:p>
-      <w:r>
-        <w:rPr>
-          <w:b w:val="0"/>
-        </w:rPr>
-        <w:t>Časovo: 24 z 36 prihlásení pripadá na 8. a 9. 9. (dni prezentácií). Zvyšok sú jednotlivé prihlásenia rozptýlené do 22. 9.</w:t>
+        <w:t>Rozdelenie 20 adries: INOVIA 2 · ŽSK 2 · samospráva 3 · verejný sektor a blízke organizácie 4 (SHMÚ, UNIZA, MAS Dolný Liptov, Orava) · firmy 3 · neurčiteľné freemailové adresy 6. Z 36 prihlásení pripadá 24 na 8. a 9. 9., teda na dni prezentácií.</w:t>
       </w:r>
     </w:p>
     <w:p>
@@ -359,27 +347,59 @@
           <w:color w:val="1F6FA8"/>
           <w:sz w:val="23"/>
         </w:rPr>
-        <w:t>Čo nevieme</w:t>
+        <w:t>Zadanie a zadávateľka</w:t>
       </w:r>
     </w:p>
     <w:p>
+      <w:pPr>
+        <w:pStyle w:val="ListBullet"/>
+        <w:spacing w:after="60"/>
+        <w:ind w:left="369"/>
+      </w:pPr>
       <w:r>
         <w:rPr>
           <w:b w:val="0"/>
         </w:rPr>
-        <w:t xml:space="preserve">O používaní nemáme </w:t>
+        <w:t>Zadanie vzniklo v dobrej viere, že nástroj je pre obce užitočný. Reality obcí sa to overiť ešte musí.</w:t>
       </w:r>
-      <w:r>
-        <w:rPr>
-          <w:b/>
-        </w:rPr>
-        <w:t>žiadny údaj</w:t>
-      </w:r>
+    </w:p>
+    <w:p>
+      <w:pPr>
+        <w:pStyle w:val="ListBullet"/>
+        <w:spacing w:after="60"/>
+        <w:ind w:left="369"/>
+      </w:pPr>
       <w:r>
         <w:rPr>
           <w:b w:val="0"/>
         </w:rPr>
-        <w:t>. Zapisujú sa len prihlásenia, podnety z formulára a nezodpovedané otázky chatbota. Nevieme, či niekto zmapoval areál, či sa dostal na Výsledky, ani kde prestal. Bez toho sa validovať nedá.</w:t>
+        <w:t>Zadávateľka je s výstupom spokojná a ďalšie nároky nemá.</w:t>
+      </w:r>
+    </w:p>
+    <w:p>
+      <w:pPr>
+        <w:pStyle w:val="ListBullet"/>
+        <w:spacing w:after="60"/>
+        <w:ind w:left="369"/>
+      </w:pPr>
+      <w:r>
+        <w:rPr>
+          <w:b w:val="0"/>
+        </w:rPr>
+        <w:t>Úprava produktu aj cieľovej skupiny je v našej kompetencii.</w:t>
+      </w:r>
+    </w:p>
+    <w:p>
+      <w:pPr>
+        <w:pStyle w:val="ListBullet"/>
+        <w:spacing w:after="60"/>
+        <w:ind w:left="369"/>
+      </w:pPr>
+      <w:r>
+        <w:rPr>
+          <w:b w:val="0"/>
+        </w:rPr>
+        <w:t>Meradlo úspechu zo strany zadávateľky: keď si starosta alebo úradník chce túto operáciu urobiť, neosloví ju a jej tím, ale použije VESMA.</w:t>
       </w:r>
     </w:p>
     <w:p>
@@ -393,15 +413,58 @@
           <w:color w:val="1F6FA8"/>
           <w:sz w:val="23"/>
         </w:rPr>
-        <w:t>Kontext termínu</w:t>
+        <w:t>Obce</w:t>
       </w:r>
     </w:p>
     <w:p>
+      <w:pPr>
+        <w:pStyle w:val="ListBullet"/>
+        <w:spacing w:after="60"/>
+        <w:ind w:left="369"/>
+      </w:pPr>
       <w:r>
         <w:rPr>
           <w:b w:val="0"/>
         </w:rPr>
-        <w:t>24 dní do komunálnych volieb (24. 10. 2026). Po nich nástup nových vedení obcí, odovzdávanie agendy a rozpočty na rok 2027 — časť obcí pôjde do rozpočtového provizória. Samospráva je reálne dosiahnuteľná od januára 2027.</w:t>
+        <w:t>Odborné kapacity na takéto hodnotenie sa u obcí nepredpokladajú. Nástroj ich má nahradiť.</w:t>
+      </w:r>
+    </w:p>
+    <w:p>
+      <w:pPr>
+        <w:pStyle w:val="ListBullet"/>
+        <w:spacing w:after="60"/>
+        <w:ind w:left="369"/>
+      </w:pPr>
+      <w:r>
+        <w:rPr>
+          <w:b w:val="0"/>
+        </w:rPr>
+        <w:t>Prekážky na strane obcí: chýbajúca kapacita, chýbajúca motivácia, neefektívne fungovanie a bariéra „nie som odborník".</w:t>
+      </w:r>
+    </w:p>
+    <w:p>
+      <w:pPr>
+        <w:pStyle w:val="ListBullet"/>
+        <w:spacing w:after="60"/>
+        <w:ind w:left="369"/>
+      </w:pPr>
+      <w:r>
+        <w:rPr>
+          <w:b w:val="0"/>
+        </w:rPr>
+        <w:t xml:space="preserve">Organizácie v zriaďovateľskej pôsobnosti kraja sú </w:t>
+      </w:r>
+      <w:r>
+        <w:rPr>
+          <w:b/>
+        </w:rPr>
+        <w:t>mimo hry</w:t>
+      </w:r>
+      <w:r>
+        <w:rPr>
+          <w:b w:val="0"/>
+        </w:rPr>
+        <w:t xml:space="preserve"> — hodnotenie za ne robil kraj, pretože odborné kapacity nemali.</w:t>
       </w:r>
     </w:p>
     <w:p>
@@ -423,7 +486,322 @@
           <w:color w:val="144A70"/>
           <w:sz w:val="29"/>
         </w:rPr>
-        <w:t>2. Kroky</w:t>
+        <w:t>2. Hypotéza, ktorú overujeme</w:t>
+      </w:r>
+    </w:p>
+    <w:tbl>
+      <w:tblPr>
+        <w:tblStyle w:val="TableGrid"/>
+        <w:tblW w:type="auto" w:w="0"/>
+        <w:tblLook w:firstColumn="1" w:firstRow="1" w:lastColumn="0" w:lastRow="0" w:noHBand="0" w:noVBand="1" w:val="04A0"/>
+      </w:tblPr>
+      <w:tblGrid>
+        <w:gridCol w:w="3324"/>
+        <w:gridCol w:w="3324"/>
+        <w:gridCol w:w="3324"/>
+      </w:tblGrid>
+      <w:tr>
+        <w:tc>
+          <w:tcPr>
+            <w:tcW w:type="dxa" w:w="3324"/>
+            <w:shd w:val="clear" w:fill="E8F1F8"/>
+          </w:tcPr>
+          <w:p>
+            <w:pPr>
+              <w:spacing w:after="40"/>
+            </w:pPr>
+            <w:r>
+              <w:rPr>
+                <w:b/>
+                <w:sz w:val="18"/>
+              </w:rPr>
+              <w:t>#</w:t>
+            </w:r>
+          </w:p>
+        </w:tc>
+        <w:tc>
+          <w:tcPr>
+            <w:tcW w:type="dxa" w:w="3324"/>
+            <w:shd w:val="clear" w:fill="E8F1F8"/>
+          </w:tcPr>
+          <w:p>
+            <w:pPr>
+              <w:spacing w:after="40"/>
+            </w:pPr>
+            <w:r>
+              <w:rPr>
+                <w:b/>
+                <w:sz w:val="18"/>
+              </w:rPr>
+              <w:t>Tvrdenie</w:t>
+            </w:r>
+          </w:p>
+        </w:tc>
+        <w:tc>
+          <w:tcPr>
+            <w:tcW w:type="dxa" w:w="3324"/>
+            <w:shd w:val="clear" w:fill="E8F1F8"/>
+          </w:tcPr>
+          <w:p>
+            <w:pPr>
+              <w:spacing w:after="40"/>
+            </w:pPr>
+            <w:r>
+              <w:rPr>
+                <w:b/>
+                <w:sz w:val="18"/>
+              </w:rPr>
+              <w:t>Stav</w:t>
+            </w:r>
+          </w:p>
+        </w:tc>
+      </w:tr>
+      <w:tr>
+        <w:tc>
+          <w:tcPr>
+            <w:tcW w:type="dxa" w:w="3324"/>
+          </w:tcPr>
+          <w:p>
+            <w:pPr>
+              <w:spacing w:after="40"/>
+            </w:pPr>
+            <w:r>
+              <w:rPr>
+                <w:b w:val="0"/>
+                <w:sz w:val="18"/>
+              </w:rPr>
+              <w:t>H1</w:t>
+            </w:r>
+          </w:p>
+        </w:tc>
+        <w:tc>
+          <w:tcPr>
+            <w:tcW w:type="dxa" w:w="3324"/>
+          </w:tcPr>
+          <w:p>
+            <w:pPr>
+              <w:spacing w:after="40"/>
+            </w:pPr>
+            <w:r>
+              <w:rPr>
+                <w:b w:val="0"/>
+                <w:sz w:val="18"/>
+              </w:rPr>
+              <w:t>Obec potrebuje vedieť, čo so svojimi budovami a pozemkami</w:t>
+            </w:r>
+          </w:p>
+        </w:tc>
+        <w:tc>
+          <w:tcPr>
+            <w:tcW w:type="dxa" w:w="3324"/>
+          </w:tcPr>
+          <w:p>
+            <w:pPr>
+              <w:spacing w:after="40"/>
+            </w:pPr>
+            <w:r>
+              <w:rPr>
+                <w:b w:val="0"/>
+                <w:sz w:val="18"/>
+              </w:rPr>
+              <w:t>čiastočne potvrdené — organizácie kraja to potrebovali a kraj to za ne robil</w:t>
+            </w:r>
+          </w:p>
+        </w:tc>
+      </w:tr>
+      <w:tr>
+        <w:tc>
+          <w:tcPr>
+            <w:tcW w:type="dxa" w:w="3324"/>
+          </w:tcPr>
+          <w:p>
+            <w:pPr>
+              <w:spacing w:after="40"/>
+            </w:pPr>
+            <w:r>
+              <w:rPr>
+                <w:b w:val="0"/>
+                <w:sz w:val="18"/>
+              </w:rPr>
+              <w:t>H2</w:t>
+            </w:r>
+          </w:p>
+        </w:tc>
+        <w:tc>
+          <w:tcPr>
+            <w:tcW w:type="dxa" w:w="3324"/>
+          </w:tcPr>
+          <w:p>
+            <w:pPr>
+              <w:spacing w:after="40"/>
+            </w:pPr>
+            <w:r>
+              <w:rPr>
+                <w:b w:val="0"/>
+                <w:sz w:val="18"/>
+              </w:rPr>
+              <w:t>Laik v obci to s VESMA zvládne urobiť sám</w:t>
+            </w:r>
+          </w:p>
+        </w:tc>
+        <w:tc>
+          <w:tcPr>
+            <w:tcW w:type="dxa" w:w="3324"/>
+          </w:tcPr>
+          <w:p>
+            <w:pPr>
+              <w:spacing w:after="40"/>
+            </w:pPr>
+            <w:r>
+              <w:rPr>
+                <w:b w:val="0"/>
+                <w:sz w:val="18"/>
+              </w:rPr>
+              <w:t>neoverené</w:t>
+            </w:r>
+          </w:p>
+        </w:tc>
+      </w:tr>
+      <w:tr>
+        <w:tc>
+          <w:tcPr>
+            <w:tcW w:type="dxa" w:w="3324"/>
+          </w:tcPr>
+          <w:p>
+            <w:pPr>
+              <w:spacing w:after="40"/>
+            </w:pPr>
+            <w:r>
+              <w:rPr>
+                <w:b w:val="0"/>
+                <w:sz w:val="18"/>
+              </w:rPr>
+              <w:t>H3</w:t>
+            </w:r>
+          </w:p>
+        </w:tc>
+        <w:tc>
+          <w:tcPr>
+            <w:tcW w:type="dxa" w:w="3324"/>
+          </w:tcPr>
+          <w:p>
+            <w:pPr>
+              <w:spacing w:after="40"/>
+            </w:pPr>
+            <w:r>
+              <w:rPr>
+                <w:b w:val="0"/>
+                <w:sz w:val="18"/>
+              </w:rPr>
+              <w:t>Laik sa do toho pustí — prekoná bariéru, že nie je odborník</w:t>
+            </w:r>
+          </w:p>
+        </w:tc>
+        <w:tc>
+          <w:tcPr>
+            <w:tcW w:type="dxa" w:w="3324"/>
+          </w:tcPr>
+          <w:p>
+            <w:pPr>
+              <w:spacing w:after="40"/>
+            </w:pPr>
+            <w:r>
+              <w:rPr>
+                <w:b w:val="0"/>
+                <w:sz w:val="18"/>
+              </w:rPr>
+              <w:t>neoverené, najrizikovejšie</w:t>
+            </w:r>
+          </w:p>
+        </w:tc>
+      </w:tr>
+      <w:tr>
+        <w:tc>
+          <w:tcPr>
+            <w:tcW w:type="dxa" w:w="3324"/>
+          </w:tcPr>
+          <w:p>
+            <w:pPr>
+              <w:spacing w:after="40"/>
+            </w:pPr>
+            <w:r>
+              <w:rPr>
+                <w:b w:val="0"/>
+                <w:sz w:val="18"/>
+              </w:rPr>
+              <w:t>H4</w:t>
+            </w:r>
+          </w:p>
+        </w:tc>
+        <w:tc>
+          <w:tcPr>
+            <w:tcW w:type="dxa" w:w="3324"/>
+          </w:tcPr>
+          <w:p>
+            <w:pPr>
+              <w:spacing w:after="40"/>
+            </w:pPr>
+            <w:r>
+              <w:rPr>
+                <w:b w:val="0"/>
+                <w:sz w:val="18"/>
+              </w:rPr>
+              <w:t>Obec výsledok použije a zmení podľa neho rozhodnutie</w:t>
+            </w:r>
+          </w:p>
+        </w:tc>
+        <w:tc>
+          <w:tcPr>
+            <w:tcW w:type="dxa" w:w="3324"/>
+          </w:tcPr>
+          <w:p>
+            <w:pPr>
+              <w:spacing w:after="40"/>
+            </w:pPr>
+            <w:r>
+              <w:rPr>
+                <w:b w:val="0"/>
+                <w:sz w:val="18"/>
+              </w:rPr>
+              <w:t>neoverené</w:t>
+            </w:r>
+          </w:p>
+        </w:tc>
+      </w:tr>
+    </w:tbl>
+    <w:p>
+      <w:pPr>
+        <w:spacing w:after="40"/>
+      </w:pPr>
+    </w:p>
+    <w:p>
+      <w:r>
+        <w:rPr>
+          <w:b w:val="0"/>
+        </w:rPr>
+        <w:t>Celá kampaň smeruje na H3. H2 a H4 sa merajú pri sedeniach a pri spätnej otázke po dvoch týždňoch.</w:t>
+      </w:r>
+    </w:p>
+    <w:p>
+      <w:pPr>
+        <w:spacing w:before="120" w:after="200"/>
+        <w:pBdr>
+          <w:bottom w:val="single" w:sz="6" w:space="1" w:color="C9DCEA"/>
+        </w:pBdr>
+      </w:pPr>
+    </w:p>
+    <w:p>
+      <w:pPr>
+        <w:keepNext/>
+        <w:spacing w:before="80" w:after="120"/>
+      </w:pPr>
+      <w:r>
+        <w:rPr>
+          <w:b/>
+          <w:color w:val="144A70"/>
+          <w:sz w:val="29"/>
+        </w:rPr>
+        <w:t>3. Kroky</w:t>
       </w:r>
     </w:p>
     <w:p>
@@ -457,7 +835,7 @@
           <w:color w:val="1F6FA8"/>
           <w:sz w:val="23"/>
         </w:rPr>
-        <w:t>V — Meranie</w:t>
+        <w:t>Z — Zadanie validácie</w:t>
       </w:r>
     </w:p>
     <w:tbl>
@@ -560,7 +938,7 @@
                 <w:b w:val="0"/>
                 <w:sz w:val="18"/>
               </w:rPr>
-              <w:t>V1</w:t>
+              <w:t>Z1</w:t>
             </w:r>
           </w:p>
         </w:tc>
@@ -577,7 +955,323 @@
                 <w:b w:val="0"/>
                 <w:sz w:val="18"/>
               </w:rPr>
-              <w:t>Odlíšiť v hárku prvé prihlásenie od opakovaného</w:t>
+              <w:t>Napísať, čo je validovaný zákazník a pri akom výsledku sa projekt zastavuje. Návrh definície: obec dokončí hodnotenie skutočného areálu bez našej účasti a vráti sa druhýkrát</w:t>
+            </w:r>
+          </w:p>
+        </w:tc>
+        <w:tc>
+          <w:tcPr>
+            <w:tcW w:type="dxa" w:w="2493"/>
+          </w:tcPr>
+          <w:p>
+            <w:pPr>
+              <w:spacing w:after="40"/>
+            </w:pPr>
+            <w:r>
+              <w:rPr>
+                <w:b w:val="0"/>
+                <w:sz w:val="18"/>
+              </w:rPr>
+              <w:t>M. Ž.</w:t>
+            </w:r>
+          </w:p>
+        </w:tc>
+        <w:tc>
+          <w:tcPr>
+            <w:tcW w:type="dxa" w:w="2493"/>
+          </w:tcPr>
+          <w:p>
+            <w:pPr>
+              <w:spacing w:after="40"/>
+            </w:pPr>
+            <w:r>
+              <w:rPr>
+                <w:b w:val="0"/>
+                <w:sz w:val="18"/>
+              </w:rPr>
+              <w:t>2. 10.</w:t>
+            </w:r>
+          </w:p>
+        </w:tc>
+      </w:tr>
+    </w:tbl>
+    <w:p>
+      <w:pPr>
+        <w:spacing w:after="40"/>
+      </w:pPr>
+    </w:p>
+    <w:p>
+      <w:pPr>
+        <w:keepNext/>
+        <w:spacing w:before="240" w:after="60"/>
+      </w:pPr>
+      <w:r>
+        <w:rPr>
+          <w:b/>
+          <w:color w:val="1F6FA8"/>
+          <w:sz w:val="23"/>
+        </w:rPr>
+        <w:t>K — Prekonanie bariéry laika</w:t>
+      </w:r>
+    </w:p>
+    <w:tbl>
+      <w:tblPr>
+        <w:tblStyle w:val="TableGrid"/>
+        <w:tblW w:type="auto" w:w="0"/>
+        <w:tblLook w:firstColumn="1" w:firstRow="1" w:lastColumn="0" w:lastRow="0" w:noHBand="0" w:noVBand="1" w:val="04A0"/>
+      </w:tblPr>
+      <w:tblGrid>
+        <w:gridCol w:w="2493"/>
+        <w:gridCol w:w="2493"/>
+        <w:gridCol w:w="2493"/>
+        <w:gridCol w:w="2493"/>
+      </w:tblGrid>
+      <w:tr>
+        <w:tc>
+          <w:tcPr>
+            <w:tcW w:type="dxa" w:w="2493"/>
+            <w:shd w:val="clear" w:fill="E8F1F8"/>
+          </w:tcPr>
+          <w:p>
+            <w:pPr>
+              <w:spacing w:after="40"/>
+            </w:pPr>
+            <w:r>
+              <w:rPr>
+                <w:b/>
+                <w:sz w:val="18"/>
+              </w:rPr>
+              <w:t>#</w:t>
+            </w:r>
+          </w:p>
+        </w:tc>
+        <w:tc>
+          <w:tcPr>
+            <w:tcW w:type="dxa" w:w="2493"/>
+            <w:shd w:val="clear" w:fill="E8F1F8"/>
+          </w:tcPr>
+          <w:p>
+            <w:pPr>
+              <w:spacing w:after="40"/>
+            </w:pPr>
+            <w:r>
+              <w:rPr>
+                <w:b/>
+                <w:sz w:val="18"/>
+              </w:rPr>
+              <w:t>Krok</w:t>
+            </w:r>
+          </w:p>
+        </w:tc>
+        <w:tc>
+          <w:tcPr>
+            <w:tcW w:type="dxa" w:w="2493"/>
+            <w:shd w:val="clear" w:fill="E8F1F8"/>
+          </w:tcPr>
+          <w:p>
+            <w:pPr>
+              <w:spacing w:after="40"/>
+            </w:pPr>
+            <w:r>
+              <w:rPr>
+                <w:b/>
+                <w:sz w:val="18"/>
+              </w:rPr>
+              <w:t>Kto</w:t>
+            </w:r>
+          </w:p>
+        </w:tc>
+        <w:tc>
+          <w:tcPr>
+            <w:tcW w:type="dxa" w:w="2493"/>
+            <w:shd w:val="clear" w:fill="E8F1F8"/>
+          </w:tcPr>
+          <w:p>
+            <w:pPr>
+              <w:spacing w:after="40"/>
+            </w:pPr>
+            <w:r>
+              <w:rPr>
+                <w:b/>
+                <w:sz w:val="18"/>
+              </w:rPr>
+              <w:t>Dokedy</w:t>
+            </w:r>
+          </w:p>
+        </w:tc>
+      </w:tr>
+      <w:tr>
+        <w:tc>
+          <w:tcPr>
+            <w:tcW w:type="dxa" w:w="2493"/>
+          </w:tcPr>
+          <w:p>
+            <w:pPr>
+              <w:spacing w:after="40"/>
+            </w:pPr>
+            <w:r>
+              <w:rPr>
+                <w:b w:val="0"/>
+                <w:sz w:val="18"/>
+              </w:rPr>
+              <w:t>K1</w:t>
+            </w:r>
+          </w:p>
+        </w:tc>
+        <w:tc>
+          <w:tcPr>
+            <w:tcW w:type="dxa" w:w="2493"/>
+          </w:tcPr>
+          <w:p>
+            <w:pPr>
+              <w:spacing w:after="40"/>
+            </w:pPr>
+            <w:r>
+              <w:rPr>
+                <w:b w:val="0"/>
+                <w:sz w:val="18"/>
+              </w:rPr>
+              <w:t>Dohodnúť s tímom zadávateľky, že dopyt obce na takéto hodnotenie presmerujú na VESMA a pripoja ponuku spoločného prvého areálu</w:t>
+            </w:r>
+          </w:p>
+        </w:tc>
+        <w:tc>
+          <w:tcPr>
+            <w:tcW w:type="dxa" w:w="2493"/>
+          </w:tcPr>
+          <w:p>
+            <w:pPr>
+              <w:spacing w:after="40"/>
+            </w:pPr>
+            <w:r>
+              <w:rPr>
+                <w:b w:val="0"/>
+                <w:sz w:val="18"/>
+              </w:rPr>
+              <w:t>M. Ž.</w:t>
+            </w:r>
+          </w:p>
+        </w:tc>
+        <w:tc>
+          <w:tcPr>
+            <w:tcW w:type="dxa" w:w="2493"/>
+          </w:tcPr>
+          <w:p>
+            <w:pPr>
+              <w:spacing w:after="40"/>
+            </w:pPr>
+            <w:r>
+              <w:rPr>
+                <w:b w:val="0"/>
+                <w:sz w:val="18"/>
+              </w:rPr>
+              <w:t>7. 10.</w:t>
+            </w:r>
+          </w:p>
+        </w:tc>
+      </w:tr>
+      <w:tr>
+        <w:tc>
+          <w:tcPr>
+            <w:tcW w:type="dxa" w:w="2493"/>
+          </w:tcPr>
+          <w:p>
+            <w:pPr>
+              <w:spacing w:after="40"/>
+            </w:pPr>
+            <w:r>
+              <w:rPr>
+                <w:b w:val="0"/>
+                <w:sz w:val="18"/>
+              </w:rPr>
+              <w:t>K2</w:t>
+            </w:r>
+          </w:p>
+        </w:tc>
+        <w:tc>
+          <w:tcPr>
+            <w:tcW w:type="dxa" w:w="2493"/>
+          </w:tcPr>
+          <w:p>
+            <w:pPr>
+              <w:spacing w:after="40"/>
+            </w:pPr>
+            <w:r>
+              <w:rPr>
+                <w:b w:val="0"/>
+                <w:sz w:val="18"/>
+              </w:rPr>
+              <w:t>Zistiť od tímu zadávateľky, koľko takých dopytov im chodilo doteraz — východisková hodnota pre meradlo úspechu</w:t>
+            </w:r>
+          </w:p>
+        </w:tc>
+        <w:tc>
+          <w:tcPr>
+            <w:tcW w:type="dxa" w:w="2493"/>
+          </w:tcPr>
+          <w:p>
+            <w:pPr>
+              <w:spacing w:after="40"/>
+            </w:pPr>
+            <w:r>
+              <w:rPr>
+                <w:b w:val="0"/>
+                <w:sz w:val="18"/>
+              </w:rPr>
+              <w:t>M. Ž.</w:t>
+            </w:r>
+          </w:p>
+        </w:tc>
+        <w:tc>
+          <w:tcPr>
+            <w:tcW w:type="dxa" w:w="2493"/>
+          </w:tcPr>
+          <w:p>
+            <w:pPr>
+              <w:spacing w:after="40"/>
+            </w:pPr>
+            <w:r>
+              <w:rPr>
+                <w:b w:val="0"/>
+                <w:sz w:val="18"/>
+              </w:rPr>
+              <w:t>7. 10.</w:t>
+            </w:r>
+          </w:p>
+        </w:tc>
+      </w:tr>
+      <w:tr>
+        <w:tc>
+          <w:tcPr>
+            <w:tcW w:type="dxa" w:w="2493"/>
+          </w:tcPr>
+          <w:p>
+            <w:pPr>
+              <w:spacing w:after="40"/>
+            </w:pPr>
+            <w:r>
+              <w:rPr>
+                <w:b w:val="0"/>
+                <w:sz w:val="18"/>
+              </w:rPr>
+              <w:t>K3</w:t>
+            </w:r>
+          </w:p>
+        </w:tc>
+        <w:tc>
+          <w:tcPr>
+            <w:tcW w:type="dxa" w:w="2493"/>
+          </w:tcPr>
+          <w:p>
+            <w:pPr>
+              <w:spacing w:after="40"/>
+            </w:pPr>
+            <w:r>
+              <w:rPr>
+                <w:b w:val="0"/>
+                <w:sz w:val="18"/>
+              </w:rPr>
+              <w:t>Zmapovať jeden skutočný areál sami a rozposlať ako ukážku výstupu spolu s časom, ktorý to trvalo</w:t>
             </w:r>
           </w:p>
         </w:tc>
@@ -630,7 +1324,7 @@
                 <w:b w:val="0"/>
                 <w:sz w:val="18"/>
               </w:rPr>
-              <w:t>V2</w:t>
+              <w:t>K4</w:t>
             </w:r>
           </w:p>
         </w:tc>
@@ -647,7 +1341,7 @@
                 <w:b w:val="0"/>
                 <w:sz w:val="18"/>
               </w:rPr>
-              <w:t>Zapisovať anonymné udalosti cez existujúci most: otvorenie appky, dokončenie každého kroku, zobrazenie hodnotenia, export</w:t>
+              <w:t>Ponuku „prvý areál prejdeme s vami online za 30 minút" zaradiť do každej komunikácie s obcou</w:t>
             </w:r>
           </w:p>
         </w:tc>
@@ -681,7 +1375,7 @@
                 <w:b w:val="0"/>
                 <w:sz w:val="18"/>
               </w:rPr>
-              <w:t>10. 10.</w:t>
+              <w:t>od 10. 10.</w:t>
             </w:r>
           </w:p>
         </w:tc>
@@ -700,7 +1394,7 @@
                 <w:b w:val="0"/>
                 <w:sz w:val="18"/>
               </w:rPr>
-              <w:t>V3</w:t>
+              <w:t>K5</w:t>
             </w:r>
           </w:p>
         </w:tc>
@@ -717,7 +1411,7 @@
                 <w:b w:val="0"/>
                 <w:sz w:val="18"/>
               </w:rPr>
-              <w:t>Vyhodnocovať stĺpec „odkiaľ (URL)", ktorý sa už zapisuje</w:t>
+              <w:t>Pri sedeniach odmerať čas jedného areálu a zapísať, ktoré údaje obec nemá po ruke</w:t>
             </w:r>
           </w:p>
         </w:tc>
@@ -751,77 +1445,7 @@
                 <w:b w:val="0"/>
                 <w:sz w:val="18"/>
               </w:rPr>
-              <w:t>10. 10.</w:t>
-            </w:r>
-          </w:p>
-        </w:tc>
-      </w:tr>
-      <w:tr>
-        <w:tc>
-          <w:tcPr>
-            <w:tcW w:type="dxa" w:w="2493"/>
-          </w:tcPr>
-          <w:p>
-            <w:pPr>
-              <w:spacing w:after="40"/>
-            </w:pPr>
-            <w:r>
-              <w:rPr>
-                <w:b w:val="0"/>
-                <w:sz w:val="18"/>
-              </w:rPr>
-              <w:t>V4</w:t>
-            </w:r>
-          </w:p>
-        </w:tc>
-        <w:tc>
-          <w:tcPr>
-            <w:tcW w:type="dxa" w:w="2493"/>
-          </w:tcPr>
-          <w:p>
-            <w:pPr>
-              <w:spacing w:after="40"/>
-            </w:pPr>
-            <w:r>
-              <w:rPr>
-                <w:b w:val="0"/>
-                <w:sz w:val="18"/>
-              </w:rPr>
-              <w:t>Týždenný prehľad: koľko ľudí došlo po Výsledky, v ktorom kroku odpadli</w:t>
-            </w:r>
-          </w:p>
-        </w:tc>
-        <w:tc>
-          <w:tcPr>
-            <w:tcW w:type="dxa" w:w="2493"/>
-          </w:tcPr>
-          <w:p>
-            <w:pPr>
-              <w:spacing w:after="40"/>
-            </w:pPr>
-            <w:r>
-              <w:rPr>
-                <w:b w:val="0"/>
-                <w:sz w:val="18"/>
-              </w:rPr>
-              <w:t>M. Ž.</w:t>
-            </w:r>
-          </w:p>
-        </w:tc>
-        <w:tc>
-          <w:tcPr>
-            <w:tcW w:type="dxa" w:w="2493"/>
-          </w:tcPr>
-          <w:p>
-            <w:pPr>
-              <w:spacing w:after="40"/>
-            </w:pPr>
-            <w:r>
-              <w:rPr>
-                <w:b w:val="0"/>
-                <w:sz w:val="18"/>
-              </w:rPr>
-              <w:t>od 13. 10.</w:t>
+              <w:t>priebežne</w:t>
             </w:r>
           </w:p>
         </w:tc>
@@ -843,7 +1467,7 @@
           <w:color w:val="1F6FA8"/>
           <w:sz w:val="23"/>
         </w:rPr>
-        <w:t>R — Rozhovory s tými, čo sa prihlásili</w:t>
+        <w:t>R — Rozhovory a sedenia</w:t>
       </w:r>
     </w:p>
     <w:tbl>
@@ -963,7 +1587,7 @@
                 <w:b w:val="0"/>
                 <w:sz w:val="18"/>
               </w:rPr>
-              <w:t>Osloviť individuálne všetkých 18 adries mimo INOVIA, dohodnúť 15-minútový hovor</w:t>
+              <w:t>Osloviť individuálne všetkých 18 adries mimo INOVIA a dohodnúť 15-minútový hovor</w:t>
             </w:r>
           </w:p>
         </w:tc>
@@ -997,7 +1621,7 @@
                 <w:b w:val="0"/>
                 <w:sz w:val="18"/>
               </w:rPr>
-              <w:t>10. 10.</w:t>
+              <w:t>3. 10.</w:t>
             </w:r>
           </w:p>
         </w:tc>
@@ -1033,7 +1657,77 @@
                 <w:b w:val="0"/>
                 <w:sz w:val="18"/>
               </w:rPr>
-              <w:t>Odviesť 8 hovorov. Tri otázky: čo ste hľadali · kde ste sa zastavili · čo by muselo platiť, aby ste to použili na skutočný objekt</w:t>
+              <w:t>Odviesť 8 hovorov. Otázky: čo ste hľadali · kde ste sa zastavili · čo by muselo platiť, aby ste to použili na skutočnú budovu · čo vás na tom odrádza</w:t>
+            </w:r>
+          </w:p>
+        </w:tc>
+        <w:tc>
+          <w:tcPr>
+            <w:tcW w:type="dxa" w:w="2493"/>
+          </w:tcPr>
+          <w:p>
+            <w:pPr>
+              <w:spacing w:after="40"/>
+            </w:pPr>
+            <w:r>
+              <w:rPr>
+                <w:b w:val="0"/>
+                <w:sz w:val="18"/>
+              </w:rPr>
+              <w:t>M. Ž.</w:t>
+            </w:r>
+          </w:p>
+        </w:tc>
+        <w:tc>
+          <w:tcPr>
+            <w:tcW w:type="dxa" w:w="2493"/>
+          </w:tcPr>
+          <w:p>
+            <w:pPr>
+              <w:spacing w:after="40"/>
+            </w:pPr>
+            <w:r>
+              <w:rPr>
+                <w:b w:val="0"/>
+                <w:sz w:val="18"/>
+              </w:rPr>
+              <w:t>17. 10.</w:t>
+            </w:r>
+          </w:p>
+        </w:tc>
+      </w:tr>
+      <w:tr>
+        <w:tc>
+          <w:tcPr>
+            <w:tcW w:type="dxa" w:w="2493"/>
+          </w:tcPr>
+          <w:p>
+            <w:pPr>
+              <w:spacing w:after="40"/>
+            </w:pPr>
+            <w:r>
+              <w:rPr>
+                <w:b w:val="0"/>
+                <w:sz w:val="18"/>
+              </w:rPr>
+              <w:t>R3</w:t>
+            </w:r>
+          </w:p>
+        </w:tc>
+        <w:tc>
+          <w:tcPr>
+            <w:tcW w:type="dxa" w:w="2493"/>
+          </w:tcPr>
+          <w:p>
+            <w:pPr>
+              <w:spacing w:after="40"/>
+            </w:pPr>
+            <w:r>
+              <w:rPr>
+                <w:b w:val="0"/>
+                <w:sz w:val="18"/>
+              </w:rPr>
+              <w:t>Odviesť 3 asistované sedenia (Martin, Žabokreky, Turčianske Teplice) — oni klikajú, my mlčíme a píšeme</w:t>
             </w:r>
           </w:p>
         </w:tc>
@@ -1086,7 +1780,77 @@
                 <w:b w:val="0"/>
                 <w:sz w:val="18"/>
               </w:rPr>
-              <w:t>R3</w:t>
+              <w:t>R4</w:t>
+            </w:r>
+          </w:p>
+        </w:tc>
+        <w:tc>
+          <w:tcPr>
+            <w:tcW w:type="dxa" w:w="2493"/>
+          </w:tcPr>
+          <w:p>
+            <w:pPr>
+              <w:spacing w:after="40"/>
+            </w:pPr>
+            <w:r>
+              <w:rPr>
+                <w:b w:val="0"/>
+                <w:sz w:val="18"/>
+              </w:rPr>
+              <w:t>Dva týždne po každom sedení sa opýtať, či s výsledkom niečo urobili</w:t>
+            </w:r>
+          </w:p>
+        </w:tc>
+        <w:tc>
+          <w:tcPr>
+            <w:tcW w:type="dxa" w:w="2493"/>
+          </w:tcPr>
+          <w:p>
+            <w:pPr>
+              <w:spacing w:after="40"/>
+            </w:pPr>
+            <w:r>
+              <w:rPr>
+                <w:b w:val="0"/>
+                <w:sz w:val="18"/>
+              </w:rPr>
+              <w:t>M. Ž.</w:t>
+            </w:r>
+          </w:p>
+        </w:tc>
+        <w:tc>
+          <w:tcPr>
+            <w:tcW w:type="dxa" w:w="2493"/>
+          </w:tcPr>
+          <w:p>
+            <w:pPr>
+              <w:spacing w:after="40"/>
+            </w:pPr>
+            <w:r>
+              <w:rPr>
+                <w:b w:val="0"/>
+                <w:sz w:val="18"/>
+              </w:rPr>
+              <w:t>do 7. 11.</w:t>
+            </w:r>
+          </w:p>
+        </w:tc>
+      </w:tr>
+      <w:tr>
+        <w:tc>
+          <w:tcPr>
+            <w:tcW w:type="dxa" w:w="2493"/>
+          </w:tcPr>
+          <w:p>
+            <w:pPr>
+              <w:spacing w:after="40"/>
+            </w:pPr>
+            <w:r>
+              <w:rPr>
+                <w:b w:val="0"/>
+                <w:sz w:val="18"/>
+              </w:rPr>
+              <w:t>R5</w:t>
             </w:r>
           </w:p>
         </w:tc>
@@ -1142,76 +1906,6 @@
           </w:p>
         </w:tc>
       </w:tr>
-      <w:tr>
-        <w:tc>
-          <w:tcPr>
-            <w:tcW w:type="dxa" w:w="2493"/>
-          </w:tcPr>
-          <w:p>
-            <w:pPr>
-              <w:spacing w:after="40"/>
-            </w:pPr>
-            <w:r>
-              <w:rPr>
-                <w:b w:val="0"/>
-                <w:sz w:val="18"/>
-              </w:rPr>
-              <w:t>R4</w:t>
-            </w:r>
-          </w:p>
-        </w:tc>
-        <w:tc>
-          <w:tcPr>
-            <w:tcW w:type="dxa" w:w="2493"/>
-          </w:tcPr>
-          <w:p>
-            <w:pPr>
-              <w:spacing w:after="40"/>
-            </w:pPr>
-            <w:r>
-              <w:rPr>
-                <w:b w:val="0"/>
-                <w:sz w:val="18"/>
-              </w:rPr>
-              <w:t>S Martinom, Žabokrekmi a Turčianskymi Teplicami dohodnúť spoločné zmapovanie jedného areálu za našej účasti</w:t>
-            </w:r>
-          </w:p>
-        </w:tc>
-        <w:tc>
-          <w:tcPr>
-            <w:tcW w:type="dxa" w:w="2493"/>
-          </w:tcPr>
-          <w:p>
-            <w:pPr>
-              <w:spacing w:after="40"/>
-            </w:pPr>
-            <w:r>
-              <w:rPr>
-                <w:b w:val="0"/>
-                <w:sz w:val="18"/>
-              </w:rPr>
-              <w:t>M. Ž.</w:t>
-            </w:r>
-          </w:p>
-        </w:tc>
-        <w:tc>
-          <w:tcPr>
-            <w:tcW w:type="dxa" w:w="2493"/>
-          </w:tcPr>
-          <w:p>
-            <w:pPr>
-              <w:spacing w:after="40"/>
-            </w:pPr>
-            <w:r>
-              <w:rPr>
-                <w:b w:val="0"/>
-                <w:sz w:val="18"/>
-              </w:rPr>
-              <w:t>24. 10.</w:t>
-            </w:r>
-          </w:p>
-        </w:tc>
-      </w:tr>
     </w:tbl>
     <w:p>
       <w:pPr>
@@ -1229,7 +1923,7 @@
           <w:color w:val="1F6FA8"/>
           <w:sz w:val="23"/>
         </w:rPr>
-        <w:t>S — Segmenty na preverenie</w:t>
+        <w:t>D — Dodávatelia a sprostredkovatelia</w:t>
       </w:r>
     </w:p>
     <w:tbl>
@@ -1332,7 +2026,7 @@
                 <w:b w:val="0"/>
                 <w:sz w:val="18"/>
               </w:rPr>
-              <w:t>S1</w:t>
+              <w:t>D1</w:t>
             </w:r>
           </w:p>
         </w:tc>
@@ -1349,7 +2043,7 @@
                 <w:b w:val="0"/>
                 <w:sz w:val="18"/>
               </w:rPr>
-              <w:t>Organizácie v zriaďovateľskej pôsobnosti ŽSK (stredné školy, sociálne zariadenia) — osloviť cez príslušné odbory, cieľ 5 zmapovaných budov</w:t>
+              <w:t>Osloviť 5 energetických audítorov, projektantov alebo MAS. Otázka: použili by ste to pre svojich klientov a čo by vám to muselo šetriť</w:t>
             </w:r>
           </w:p>
         </w:tc>
@@ -1383,7 +2077,7 @@
                 <w:b w:val="0"/>
                 <w:sz w:val="18"/>
               </w:rPr>
-              <w:t>30. 11.</w:t>
+              <w:t>17. 10.</w:t>
             </w:r>
           </w:p>
         </w:tc>
@@ -1402,7 +2096,7 @@
                 <w:b w:val="0"/>
                 <w:sz w:val="18"/>
               </w:rPr>
-              <w:t>S2</w:t>
+              <w:t>D2</w:t>
             </w:r>
           </w:p>
         </w:tc>
@@ -1419,147 +2113,7 @@
                 <w:b w:val="0"/>
                 <w:sz w:val="18"/>
               </w:rPr>
-              <w:t>Miestne akčné skupiny — osloviť 5 MAS v kraji (MAS Dolný Liptov už prihlásená)</w:t>
-            </w:r>
-          </w:p>
-        </w:tc>
-        <w:tc>
-          <w:tcPr>
-            <w:tcW w:type="dxa" w:w="2493"/>
-          </w:tcPr>
-          <w:p>
-            <w:pPr>
-              <w:spacing w:after="40"/>
-            </w:pPr>
-            <w:r>
-              <w:rPr>
-                <w:b w:val="0"/>
-                <w:sz w:val="18"/>
-              </w:rPr>
-              <w:t>doplniť</w:t>
-            </w:r>
-          </w:p>
-        </w:tc>
-        <w:tc>
-          <w:tcPr>
-            <w:tcW w:type="dxa" w:w="2493"/>
-          </w:tcPr>
-          <w:p>
-            <w:pPr>
-              <w:spacing w:after="40"/>
-            </w:pPr>
-            <w:r>
-              <w:rPr>
-                <w:b w:val="0"/>
-                <w:sz w:val="18"/>
-              </w:rPr>
-              <w:t>30. 11.</w:t>
-            </w:r>
-          </w:p>
-        </w:tc>
-      </w:tr>
-      <w:tr>
-        <w:tc>
-          <w:tcPr>
-            <w:tcW w:type="dxa" w:w="2493"/>
-          </w:tcPr>
-          <w:p>
-            <w:pPr>
-              <w:spacing w:after="40"/>
-            </w:pPr>
-            <w:r>
-              <w:rPr>
-                <w:b w:val="0"/>
-                <w:sz w:val="18"/>
-              </w:rPr>
-              <w:t>S3</w:t>
-            </w:r>
-          </w:p>
-        </w:tc>
-        <w:tc>
-          <w:tcPr>
-            <w:tcW w:type="dxa" w:w="2493"/>
-          </w:tcPr>
-          <w:p>
-            <w:pPr>
-              <w:spacing w:after="40"/>
-            </w:pPr>
-            <w:r>
-              <w:rPr>
-                <w:b w:val="0"/>
-                <w:sz w:val="18"/>
-              </w:rPr>
-              <w:t>Energetickí audítori a projektanti — osloviť 5, zistiť, či by nástroj použili pre svojich klientov</w:t>
-            </w:r>
-          </w:p>
-        </w:tc>
-        <w:tc>
-          <w:tcPr>
-            <w:tcW w:type="dxa" w:w="2493"/>
-          </w:tcPr>
-          <w:p>
-            <w:pPr>
-              <w:spacing w:after="40"/>
-            </w:pPr>
-            <w:r>
-              <w:rPr>
-                <w:b w:val="0"/>
-                <w:sz w:val="18"/>
-              </w:rPr>
-              <w:t>doplniť</w:t>
-            </w:r>
-          </w:p>
-        </w:tc>
-        <w:tc>
-          <w:tcPr>
-            <w:tcW w:type="dxa" w:w="2493"/>
-          </w:tcPr>
-          <w:p>
-            <w:pPr>
-              <w:spacing w:after="40"/>
-            </w:pPr>
-            <w:r>
-              <w:rPr>
-                <w:b w:val="0"/>
-                <w:sz w:val="18"/>
-              </w:rPr>
-              <w:t>30. 11.</w:t>
-            </w:r>
-          </w:p>
-        </w:tc>
-      </w:tr>
-      <w:tr>
-        <w:tc>
-          <w:tcPr>
-            <w:tcW w:type="dxa" w:w="2493"/>
-          </w:tcPr>
-          <w:p>
-            <w:pPr>
-              <w:spacing w:after="40"/>
-            </w:pPr>
-            <w:r>
-              <w:rPr>
-                <w:b w:val="0"/>
-                <w:sz w:val="18"/>
-              </w:rPr>
-              <w:t>S4</w:t>
-            </w:r>
-          </w:p>
-        </w:tc>
-        <w:tc>
-          <w:tcPr>
-            <w:tcW w:type="dxa" w:w="2493"/>
-          </w:tcPr>
-          <w:p>
-            <w:pPr>
-              <w:spacing w:after="40"/>
-            </w:pPr>
-            <w:r>
-              <w:rPr>
-                <w:b w:val="0"/>
-                <w:sz w:val="18"/>
-              </w:rPr>
-              <w:t>Firmy, ktoré sa prihlásili samy (Projekt Metro, ui42, ICARI) — dohovoriť si s nimi hovor</w:t>
+              <w:t>Zapísať rozhodnutie: pokračovať alebo zastaviť</w:t>
             </w:r>
           </w:p>
         </w:tc>
@@ -1593,77 +2147,7 @@
                 <w:b w:val="0"/>
                 <w:sz w:val="18"/>
               </w:rPr>
-              <w:t>31. 10.</w:t>
-            </w:r>
-          </w:p>
-        </w:tc>
-      </w:tr>
-      <w:tr>
-        <w:tc>
-          <w:tcPr>
-            <w:tcW w:type="dxa" w:w="2493"/>
-          </w:tcPr>
-          <w:p>
-            <w:pPr>
-              <w:spacing w:after="40"/>
-            </w:pPr>
-            <w:r>
-              <w:rPr>
-                <w:b w:val="0"/>
-                <w:sz w:val="18"/>
-              </w:rPr>
-              <w:t>S5</w:t>
-            </w:r>
-          </w:p>
-        </w:tc>
-        <w:tc>
-          <w:tcPr>
-            <w:tcW w:type="dxa" w:w="2493"/>
-          </w:tcPr>
-          <w:p>
-            <w:pPr>
-              <w:spacing w:after="40"/>
-            </w:pPr>
-            <w:r>
-              <w:rPr>
-                <w:b w:val="0"/>
-                <w:sz w:val="18"/>
-              </w:rPr>
-              <w:t>Po každom segmente zapísať rozhodnutie: pokračovať alebo zastaviť</w:t>
-            </w:r>
-          </w:p>
-        </w:tc>
-        <w:tc>
-          <w:tcPr>
-            <w:tcW w:type="dxa" w:w="2493"/>
-          </w:tcPr>
-          <w:p>
-            <w:pPr>
-              <w:spacing w:after="40"/>
-            </w:pPr>
-            <w:r>
-              <w:rPr>
-                <w:b w:val="0"/>
-                <w:sz w:val="18"/>
-              </w:rPr>
-              <w:t>M. Ž.</w:t>
-            </w:r>
-          </w:p>
-        </w:tc>
-        <w:tc>
-          <w:tcPr>
-            <w:tcW w:type="dxa" w:w="2493"/>
-          </w:tcPr>
-          <w:p>
-            <w:pPr>
-              <w:spacing w:after="40"/>
-            </w:pPr>
-            <w:r>
-              <w:rPr>
-                <w:b w:val="0"/>
-                <w:sz w:val="18"/>
-              </w:rPr>
-              <w:t>30. 11.</w:t>
+              <w:t>24. 10.</w:t>
             </w:r>
           </w:p>
         </w:tc>
@@ -1685,7 +2169,7 @@
           <w:color w:val="1F6FA8"/>
           <w:sz w:val="23"/>
         </w:rPr>
-        <w:t>M — Model a termíny</w:t>
+        <w:t>M — Model</w:t>
       </w:r>
     </w:p>
     <w:tbl>
@@ -1805,7 +2289,7 @@
                 <w:b w:val="0"/>
                 <w:sz w:val="18"/>
               </w:rPr>
-              <w:t>Rozhodnúť posun plateného štartu. Návrh: prechodné obdobie do 31. 12. 2027, platená verzia od 1. 1. 2028</w:t>
+              <w:t>Zmraziť platený štart. Nestavať účty, evidenciu predplatného ani fakturáciu</w:t>
             </w:r>
           </w:p>
         </w:tc>
@@ -1822,7 +2306,7 @@
                 <w:b w:val="0"/>
                 <w:sz w:val="18"/>
               </w:rPr>
-              <w:t>M. Ž. + zadávateľka</w:t>
+              <w:t>M. Ž.</w:t>
             </w:r>
           </w:p>
         </w:tc>
@@ -1839,7 +2323,7 @@
                 <w:b w:val="0"/>
                 <w:sz w:val="18"/>
               </w:rPr>
-              <w:t>15. 11.</w:t>
+              <w:t>3. 10.</w:t>
             </w:r>
           </w:p>
         </w:tc>
@@ -1875,7 +2359,7 @@
                 <w:b w:val="0"/>
                 <w:sz w:val="18"/>
               </w:rPr>
-              <w:t>Do rozhodnutia M1 nestavať evidenciu predplatného ani fakturáciu</w:t>
+              <w:t>Informovať zadávateľku o stave (3 obce z 315, ticho 8 dní) a dohodnúť s ňou meradlo presmerovaného dopytu</w:t>
             </w:r>
           </w:p>
         </w:tc>
@@ -1909,7 +2393,7 @@
                 <w:b w:val="0"/>
                 <w:sz w:val="18"/>
               </w:rPr>
-              <w:t>—</w:t>
+              <w:t>10. 10.</w:t>
             </w:r>
           </w:p>
         </w:tc>
@@ -1945,7 +2429,7 @@
                 <w:b w:val="0"/>
                 <w:sz w:val="18"/>
               </w:rPr>
-              <w:t xml:space="preserve">Premietnuť M1 do </w:t>
+              <w:t xml:space="preserve">Premietnuť M1 a M2 do </w:t>
             </w:r>
             <w:r>
               <w:rPr>
@@ -1992,462 +2476,6 @@
           </w:p>
         </w:tc>
       </w:tr>
-      <w:tr>
-        <w:tc>
-          <w:tcPr>
-            <w:tcW w:type="dxa" w:w="2493"/>
-          </w:tcPr>
-          <w:p>
-            <w:pPr>
-              <w:spacing w:after="40"/>
-            </w:pPr>
-            <w:r>
-              <w:rPr>
-                <w:b w:val="0"/>
-                <w:sz w:val="18"/>
-              </w:rPr>
-              <w:t>M4</w:t>
-            </w:r>
-          </w:p>
-        </w:tc>
-        <w:tc>
-          <w:tcPr>
-            <w:tcW w:type="dxa" w:w="2493"/>
-          </w:tcPr>
-          <w:p>
-            <w:pPr>
-              <w:spacing w:after="40"/>
-            </w:pPr>
-            <w:r>
-              <w:rPr>
-                <w:b w:val="0"/>
-                <w:sz w:val="18"/>
-              </w:rPr>
-              <w:t>Informovať zadávateľku o stave: 3 obce z 315, 8 dní ticho</w:t>
-            </w:r>
-          </w:p>
-        </w:tc>
-        <w:tc>
-          <w:tcPr>
-            <w:tcW w:type="dxa" w:w="2493"/>
-          </w:tcPr>
-          <w:p>
-            <w:pPr>
-              <w:spacing w:after="40"/>
-            </w:pPr>
-            <w:r>
-              <w:rPr>
-                <w:b w:val="0"/>
-                <w:sz w:val="18"/>
-              </w:rPr>
-              <w:t>M. Ž.</w:t>
-            </w:r>
-          </w:p>
-        </w:tc>
-        <w:tc>
-          <w:tcPr>
-            <w:tcW w:type="dxa" w:w="2493"/>
-          </w:tcPr>
-          <w:p>
-            <w:pPr>
-              <w:spacing w:after="40"/>
-            </w:pPr>
-            <w:r>
-              <w:rPr>
-                <w:b w:val="0"/>
-                <w:sz w:val="18"/>
-              </w:rPr>
-              <w:t>10. 10.</w:t>
-            </w:r>
-          </w:p>
-        </w:tc>
-      </w:tr>
-    </w:tbl>
-    <w:p>
-      <w:pPr>
-        <w:spacing w:after="40"/>
-      </w:pPr>
-    </w:p>
-    <w:p>
-      <w:pPr>
-        <w:keepNext/>
-        <w:spacing w:before="240" w:after="60"/>
-      </w:pPr>
-      <w:r>
-        <w:rPr>
-          <w:b/>
-          <w:color w:val="1F6FA8"/>
-          <w:sz w:val="23"/>
-        </w:rPr>
-        <w:t>P — Produkt</w:t>
-      </w:r>
-    </w:p>
-    <w:tbl>
-      <w:tblPr>
-        <w:tblStyle w:val="TableGrid"/>
-        <w:tblW w:type="auto" w:w="0"/>
-        <w:tblLook w:firstColumn="1" w:firstRow="1" w:lastColumn="0" w:lastRow="0" w:noHBand="0" w:noVBand="1" w:val="04A0"/>
-      </w:tblPr>
-      <w:tblGrid>
-        <w:gridCol w:w="2493"/>
-        <w:gridCol w:w="2493"/>
-        <w:gridCol w:w="2493"/>
-        <w:gridCol w:w="2493"/>
-      </w:tblGrid>
-      <w:tr>
-        <w:tc>
-          <w:tcPr>
-            <w:tcW w:type="dxa" w:w="2493"/>
-            <w:shd w:val="clear" w:fill="E8F1F8"/>
-          </w:tcPr>
-          <w:p>
-            <w:pPr>
-              <w:spacing w:after="40"/>
-            </w:pPr>
-            <w:r>
-              <w:rPr>
-                <w:b/>
-                <w:sz w:val="18"/>
-              </w:rPr>
-              <w:t>#</w:t>
-            </w:r>
-          </w:p>
-        </w:tc>
-        <w:tc>
-          <w:tcPr>
-            <w:tcW w:type="dxa" w:w="2493"/>
-            <w:shd w:val="clear" w:fill="E8F1F8"/>
-          </w:tcPr>
-          <w:p>
-            <w:pPr>
-              <w:spacing w:after="40"/>
-            </w:pPr>
-            <w:r>
-              <w:rPr>
-                <w:b/>
-                <w:sz w:val="18"/>
-              </w:rPr>
-              <w:t>Krok</w:t>
-            </w:r>
-          </w:p>
-        </w:tc>
-        <w:tc>
-          <w:tcPr>
-            <w:tcW w:type="dxa" w:w="2493"/>
-            <w:shd w:val="clear" w:fill="E8F1F8"/>
-          </w:tcPr>
-          <w:p>
-            <w:pPr>
-              <w:spacing w:after="40"/>
-            </w:pPr>
-            <w:r>
-              <w:rPr>
-                <w:b/>
-                <w:sz w:val="18"/>
-              </w:rPr>
-              <w:t>Kto</w:t>
-            </w:r>
-          </w:p>
-        </w:tc>
-        <w:tc>
-          <w:tcPr>
-            <w:tcW w:type="dxa" w:w="2493"/>
-            <w:shd w:val="clear" w:fill="E8F1F8"/>
-          </w:tcPr>
-          <w:p>
-            <w:pPr>
-              <w:spacing w:after="40"/>
-            </w:pPr>
-            <w:r>
-              <w:rPr>
-                <w:b/>
-                <w:sz w:val="18"/>
-              </w:rPr>
-              <w:t>Dokedy</w:t>
-            </w:r>
-          </w:p>
-        </w:tc>
-      </w:tr>
-      <w:tr>
-        <w:tc>
-          <w:tcPr>
-            <w:tcW w:type="dxa" w:w="2493"/>
-          </w:tcPr>
-          <w:p>
-            <w:pPr>
-              <w:spacing w:after="40"/>
-            </w:pPr>
-            <w:r>
-              <w:rPr>
-                <w:b w:val="0"/>
-                <w:sz w:val="18"/>
-              </w:rPr>
-              <w:t>P1</w:t>
-            </w:r>
-          </w:p>
-        </w:tc>
-        <w:tc>
-          <w:tcPr>
-            <w:tcW w:type="dxa" w:w="2493"/>
-          </w:tcPr>
-          <w:p>
-            <w:pPr>
-              <w:spacing w:after="40"/>
-            </w:pPr>
-            <w:r>
-              <w:rPr>
-                <w:b w:val="0"/>
-                <w:sz w:val="18"/>
-              </w:rPr>
-              <w:t>Presunúť prihlásenie e-mailom až za prvé zobrazenie hodnotenia</w:t>
-            </w:r>
-          </w:p>
-        </w:tc>
-        <w:tc>
-          <w:tcPr>
-            <w:tcW w:type="dxa" w:w="2493"/>
-          </w:tcPr>
-          <w:p>
-            <w:pPr>
-              <w:spacing w:after="40"/>
-            </w:pPr>
-            <w:r>
-              <w:rPr>
-                <w:b w:val="0"/>
-                <w:sz w:val="18"/>
-              </w:rPr>
-              <w:t>M. Ž.</w:t>
-            </w:r>
-          </w:p>
-        </w:tc>
-        <w:tc>
-          <w:tcPr>
-            <w:tcW w:type="dxa" w:w="2493"/>
-          </w:tcPr>
-          <w:p>
-            <w:pPr>
-              <w:spacing w:after="40"/>
-            </w:pPr>
-            <w:r>
-              <w:rPr>
-                <w:b w:val="0"/>
-                <w:sz w:val="18"/>
-              </w:rPr>
-              <w:t>17. 10.</w:t>
-            </w:r>
-          </w:p>
-        </w:tc>
-      </w:tr>
-      <w:tr>
-        <w:tc>
-          <w:tcPr>
-            <w:tcW w:type="dxa" w:w="2493"/>
-          </w:tcPr>
-          <w:p>
-            <w:pPr>
-              <w:spacing w:after="40"/>
-            </w:pPr>
-            <w:r>
-              <w:rPr>
-                <w:b w:val="0"/>
-                <w:sz w:val="18"/>
-              </w:rPr>
-              <w:t>P2</w:t>
-            </w:r>
-          </w:p>
-        </w:tc>
-        <w:tc>
-          <w:tcPr>
-            <w:tcW w:type="dxa" w:w="2493"/>
-          </w:tcPr>
-          <w:p>
-            <w:pPr>
-              <w:spacing w:after="40"/>
-            </w:pPr>
-            <w:r>
-              <w:rPr>
-                <w:b w:val="0"/>
-                <w:sz w:val="18"/>
-              </w:rPr>
-              <w:t>Skryť nefunkčné tlačidlá — AI asistent, analýza fotografií, export do Xmatik a URBIS</w:t>
-            </w:r>
-          </w:p>
-        </w:tc>
-        <w:tc>
-          <w:tcPr>
-            <w:tcW w:type="dxa" w:w="2493"/>
-          </w:tcPr>
-          <w:p>
-            <w:pPr>
-              <w:spacing w:after="40"/>
-            </w:pPr>
-            <w:r>
-              <w:rPr>
-                <w:b w:val="0"/>
-                <w:sz w:val="18"/>
-              </w:rPr>
-              <w:t>M. Ž.</w:t>
-            </w:r>
-          </w:p>
-        </w:tc>
-        <w:tc>
-          <w:tcPr>
-            <w:tcW w:type="dxa" w:w="2493"/>
-          </w:tcPr>
-          <w:p>
-            <w:pPr>
-              <w:spacing w:after="40"/>
-            </w:pPr>
-            <w:r>
-              <w:rPr>
-                <w:b w:val="0"/>
-                <w:sz w:val="18"/>
-              </w:rPr>
-              <w:t>17. 10.</w:t>
-            </w:r>
-          </w:p>
-        </w:tc>
-      </w:tr>
-      <w:tr>
-        <w:tc>
-          <w:tcPr>
-            <w:tcW w:type="dxa" w:w="2493"/>
-          </w:tcPr>
-          <w:p>
-            <w:pPr>
-              <w:spacing w:after="40"/>
-            </w:pPr>
-            <w:r>
-              <w:rPr>
-                <w:b w:val="0"/>
-                <w:sz w:val="18"/>
-              </w:rPr>
-              <w:t>P3</w:t>
-            </w:r>
-          </w:p>
-        </w:tc>
-        <w:tc>
-          <w:tcPr>
-            <w:tcW w:type="dxa" w:w="2493"/>
-          </w:tcPr>
-          <w:p>
-            <w:pPr>
-              <w:spacing w:after="40"/>
-            </w:pPr>
-            <w:r>
-              <w:rPr>
-                <w:b w:val="0"/>
-                <w:sz w:val="18"/>
-              </w:rPr>
-              <w:t>Dokončiť energetický modul</w:t>
-            </w:r>
-          </w:p>
-        </w:tc>
-        <w:tc>
-          <w:tcPr>
-            <w:tcW w:type="dxa" w:w="2493"/>
-          </w:tcPr>
-          <w:p>
-            <w:pPr>
-              <w:spacing w:after="40"/>
-            </w:pPr>
-            <w:r>
-              <w:rPr>
-                <w:b w:val="0"/>
-                <w:sz w:val="18"/>
-              </w:rPr>
-              <w:t>M. Ž.</w:t>
-            </w:r>
-          </w:p>
-        </w:tc>
-        <w:tc>
-          <w:tcPr>
-            <w:tcW w:type="dxa" w:w="2493"/>
-          </w:tcPr>
-          <w:p>
-            <w:pPr>
-              <w:spacing w:after="40"/>
-            </w:pPr>
-            <w:r>
-              <w:rPr>
-                <w:b w:val="0"/>
-                <w:sz w:val="18"/>
-              </w:rPr>
-              <w:t>31. 12.</w:t>
-            </w:r>
-          </w:p>
-        </w:tc>
-      </w:tr>
-      <w:tr>
-        <w:tc>
-          <w:tcPr>
-            <w:tcW w:type="dxa" w:w="2493"/>
-          </w:tcPr>
-          <w:p>
-            <w:pPr>
-              <w:spacing w:after="40"/>
-            </w:pPr>
-            <w:r>
-              <w:rPr>
-                <w:b w:val="0"/>
-                <w:sz w:val="18"/>
-              </w:rPr>
-              <w:t>P4</w:t>
-            </w:r>
-          </w:p>
-        </w:tc>
-        <w:tc>
-          <w:tcPr>
-            <w:tcW w:type="dxa" w:w="2493"/>
-          </w:tcPr>
-          <w:p>
-            <w:pPr>
-              <w:spacing w:after="40"/>
-            </w:pPr>
-            <w:r>
-              <w:rPr>
-                <w:b w:val="0"/>
-                <w:sz w:val="18"/>
-              </w:rPr>
-              <w:t>Meranie nákladu na spracovanie skenu odložiť, kým sa balík PLUS nezačne stavať</w:t>
-            </w:r>
-          </w:p>
-        </w:tc>
-        <w:tc>
-          <w:tcPr>
-            <w:tcW w:type="dxa" w:w="2493"/>
-          </w:tcPr>
-          <w:p>
-            <w:pPr>
-              <w:spacing w:after="40"/>
-            </w:pPr>
-            <w:r>
-              <w:rPr>
-                <w:b w:val="0"/>
-                <w:sz w:val="18"/>
-              </w:rPr>
-              <w:t>—</w:t>
-            </w:r>
-          </w:p>
-        </w:tc>
-        <w:tc>
-          <w:tcPr>
-            <w:tcW w:type="dxa" w:w="2493"/>
-          </w:tcPr>
-          <w:p>
-            <w:pPr>
-              <w:spacing w:after="40"/>
-            </w:pPr>
-            <w:r>
-              <w:rPr>
-                <w:b w:val="0"/>
-                <w:sz w:val="18"/>
-              </w:rPr>
-              <w:t>odložené</w:t>
-            </w:r>
-          </w:p>
-        </w:tc>
-      </w:tr>
     </w:tbl>
     <w:p>
       <w:pPr>
@@ -2473,7 +2501,7 @@
           <w:color w:val="144A70"/>
           <w:sz w:val="29"/>
         </w:rPr>
-        <w:t>3. Časová os</w:t>
+        <w:t>4. Časová os</w:t>
       </w:r>
     </w:p>
     <w:p>
@@ -2487,7 +2515,7 @@
           <w:color w:val="1F6FA8"/>
           <w:sz w:val="23"/>
         </w:rPr>
-        <w:t>Fáza 1 · 30. 9. – 24. 10. 2026 — pred voľbami</w:t>
+        <w:t>Fáza 1 · 30. 9. – 24. 10. 2026 — do volieb</w:t>
       </w:r>
     </w:p>
     <w:p>
@@ -2495,7 +2523,7 @@
         <w:rPr>
           <w:b w:val="0"/>
         </w:rPr>
-        <w:t>Samosprávy plošne neoslovovať. Bežia V1–V4, R1–R4, S4.</w:t>
+        <w:t>Samosprávy sa plošne neoslovujú. Bežia Z1, K1 – K5, R1 – R3, D1 – D2, M1 – M3.</w:t>
       </w:r>
     </w:p>
     <w:p>
@@ -2503,7 +2531,7 @@
         <w:rPr>
           <w:b w:val="0"/>
         </w:rPr>
-        <w:t>Výstup fázy: funkčné meranie používania a 8 zapísaných rozhovorov.</w:t>
+        <w:t>Výstup fázy: 8 zapísaných rozhovorov, 3 asistované sedenia, dohodnuté presmerovanie dopytu od tímu zadávateľky.</w:t>
       </w:r>
     </w:p>
     <w:p>
@@ -2517,7 +2545,7 @@
           <w:color w:val="1F6FA8"/>
           <w:sz w:val="23"/>
         </w:rPr>
-        <w:t>Fáza 2 · 25. 10. – 30. 11. 2026 — po voľbách</w:t>
+        <w:t>Fáza 2 · 25. 10. – 15. 12. 2026 — po voľbách</w:t>
       </w:r>
     </w:p>
     <w:p>
@@ -2525,7 +2553,7 @@
         <w:rPr>
           <w:b w:val="0"/>
         </w:rPr>
-        <w:t>Nové vedenia obcí, odovzdávanie agendy. Bežia S1–S3, M1, M3.</w:t>
+        <w:t>Nové vedenia obcí, odovzdávanie agendy. Pokračujú K4 a R4.</w:t>
       </w:r>
     </w:p>
     <w:p>
@@ -2533,7 +2561,7 @@
         <w:rPr>
           <w:b w:val="0"/>
         </w:rPr>
-        <w:t>Oslovenie nových starostov s jednou vecou: prehľad budov a pozemkov, ktoré preberajú. Bez ceny, bez registrácie.</w:t>
+        <w:t>Oslovenie nových starostov jedinou vecou: prehľad budov a pozemkov, ktoré preberajú. Ponuka spoločného prvého areálu, bez ceny a bez registrácie.</w:t>
       </w:r>
     </w:p>
     <w:p>
@@ -2541,7 +2569,7 @@
         <w:rPr>
           <w:b w:val="0"/>
         </w:rPr>
-        <w:t>Výstup fázy: rozhodnutie o posune plateného štartu, prvé zmapované budovy mimo obcí.</w:t>
+        <w:t>Výstup fázy: počet obcí, ktoré dokončili hodnotenie bez našej účasti.</w:t>
       </w:r>
     </w:p>
     <w:p>
@@ -2555,7 +2583,7 @@
           <w:color w:val="1F6FA8"/>
           <w:sz w:val="23"/>
         </w:rPr>
-        <w:t>Fáza 3 · 1. 12. 2026 – 28. 2. 2027 — rozpočty</w:t>
+        <w:t>Fáza 3 · 1. 1. – 31. 3. 2027 — prvý plný cyklus</w:t>
       </w:r>
     </w:p>
     <w:p>
@@ -2563,7 +2591,7 @@
         <w:rPr>
           <w:b w:val="0"/>
         </w:rPr>
-        <w:t>Obce schvaľujú rozpočty na 2027, časť v provizóriu. Cieľ fázy je používanie, nie predaj.</w:t>
+        <w:t>Rozpočty na 2027, časť obcí v provizóriu. Bežná prevádzka bez kampane, sleduje sa presmerovaný dopyt a dokončené hodnotenia.</w:t>
       </w:r>
     </w:p>
     <w:p>
@@ -2571,43 +2599,7 @@
         <w:rPr>
           <w:b w:val="0"/>
         </w:rPr>
-        <w:t>Výstup fázy: počet dokončených hodnotení od používateľov mimo INOVIA.</w:t>
-      </w:r>
-    </w:p>
-    <w:p>
-      <w:pPr>
-        <w:keepNext/>
-        <w:spacing w:before="240" w:after="60"/>
-      </w:pPr>
-      <w:r>
-        <w:rPr>
-          <w:b/>
-          <w:color w:val="1F6FA8"/>
-          <w:sz w:val="23"/>
-        </w:rPr>
-        <w:t>Fáza 4 · marec – december 2027 — škálovanie a príprava platenej verzie</w:t>
-      </w:r>
-    </w:p>
-    <w:p>
-      <w:r>
-        <w:rPr>
-          <w:b w:val="0"/>
-        </w:rPr>
-        <w:t>Podľa výsledku fázy 3: rozšírenie do ďalších segmentov alebo prepracovanie produktu. Cenník sa fixuje na jeseň 2027, aby sa dostal do rozpočtov obcí na rok 2028.</w:t>
-      </w:r>
-    </w:p>
-    <w:p>
-      <w:pPr>
-        <w:keepNext/>
-        <w:spacing w:before="240" w:after="60"/>
-      </w:pPr>
-      <w:r>
-        <w:rPr>
-          <w:b/>
-          <w:color w:val="1F6FA8"/>
-          <w:sz w:val="23"/>
-        </w:rPr>
-        <w:t>1. 1. 2028 — platená verzia</w:t>
+        <w:t>Výstup fázy: rozhodnutie, či sa pokračuje, mení zadanie alebo zastavuje.</w:t>
       </w:r>
     </w:p>
     <w:p>
@@ -2629,7 +2621,7 @@
           <w:color w:val="144A70"/>
           <w:sz w:val="29"/>
         </w:rPr>
-        <w:t>4. Rozhodovacie body</w:t>
+        <w:t>5. Rozhodovacie body</w:t>
       </w:r>
     </w:p>
     <w:p>
@@ -2637,7 +2629,7 @@
         <w:rPr>
           <w:b w:val="0"/>
         </w:rPr>
-        <w:t>Prahy sú návrh a treba ich potvrdiť.</w:t>
+        <w:t>Prahy sú návrh a treba ich potvrdiť v kroku Z1.</w:t>
       </w:r>
     </w:p>
     <w:tbl>
@@ -2757,7 +2749,7 @@
                 <w:b w:val="0"/>
                 <w:sz w:val="18"/>
               </w:rPr>
-              <w:t>Koľko z 18 oslovených povedalo, že nástroj použije na skutočný objekt?</w:t>
+              <w:t>Koľko obcí prijalo ponuku spoločného prvého areálu?</w:t>
             </w:r>
           </w:p>
         </w:tc>
@@ -2774,7 +2766,7 @@
                 <w:b w:val="0"/>
                 <w:sz w:val="18"/>
               </w:rPr>
-              <w:t>5</w:t>
+              <w:t>3</w:t>
             </w:r>
           </w:p>
         </w:tc>
@@ -2791,7 +2783,7 @@
                 <w:b w:val="0"/>
                 <w:sz w:val="18"/>
               </w:rPr>
-              <w:t>Problém je v hodnote, nie v komunikácii — vrátiť sa k zadaniu produktu</w:t>
+              <w:t>Bariéra nie je v odbornosti, ale v motivácii — zmeniť oslovenie, nie nástroj</w:t>
             </w:r>
           </w:p>
         </w:tc>
@@ -2810,7 +2802,7 @@
                 <w:b w:val="0"/>
                 <w:sz w:val="18"/>
               </w:rPr>
-              <w:t>30. 11. 2026</w:t>
+              <w:t>24. 10. 2026</w:t>
             </w:r>
           </w:p>
         </w:tc>
@@ -2827,7 +2819,7 @@
                 <w:b w:val="0"/>
                 <w:sz w:val="18"/>
               </w:rPr>
-              <w:t>Koľko dokončených hodnotení od ľudí mimo INOVIA?</w:t>
+              <w:t>Koľko z 8 opýtaných povedalo, že nástroj použije na skutočný objekt?</w:t>
             </w:r>
           </w:p>
         </w:tc>
@@ -2844,7 +2836,77 @@
                 <w:b w:val="0"/>
                 <w:sz w:val="18"/>
               </w:rPr>
-              <w:t>10</w:t>
+              <w:t>4</w:t>
+            </w:r>
+          </w:p>
+        </w:tc>
+        <w:tc>
+          <w:tcPr>
+            <w:tcW w:type="dxa" w:w="2493"/>
+          </w:tcPr>
+          <w:p>
+            <w:pPr>
+              <w:spacing w:after="40"/>
+            </w:pPr>
+            <w:r>
+              <w:rPr>
+                <w:b w:val="0"/>
+                <w:sz w:val="18"/>
+              </w:rPr>
+              <w:t>Vrátiť sa k zadaniu produktu</w:t>
+            </w:r>
+          </w:p>
+        </w:tc>
+      </w:tr>
+      <w:tr>
+        <w:tc>
+          <w:tcPr>
+            <w:tcW w:type="dxa" w:w="2493"/>
+          </w:tcPr>
+          <w:p>
+            <w:pPr>
+              <w:spacing w:after="40"/>
+            </w:pPr>
+            <w:r>
+              <w:rPr>
+                <w:b w:val="0"/>
+                <w:sz w:val="18"/>
+              </w:rPr>
+              <w:t>15. 12. 2026</w:t>
+            </w:r>
+          </w:p>
+        </w:tc>
+        <w:tc>
+          <w:tcPr>
+            <w:tcW w:type="dxa" w:w="2493"/>
+          </w:tcPr>
+          <w:p>
+            <w:pPr>
+              <w:spacing w:after="40"/>
+            </w:pPr>
+            <w:r>
+              <w:rPr>
+                <w:b w:val="0"/>
+                <w:sz w:val="18"/>
+              </w:rPr>
+              <w:t>Koľko obcí dokončilo hodnotenie bez našej účasti?</w:t>
+            </w:r>
+          </w:p>
+        </w:tc>
+        <w:tc>
+          <w:tcPr>
+            <w:tcW w:type="dxa" w:w="2493"/>
+          </w:tcPr>
+          <w:p>
+            <w:pPr>
+              <w:spacing w:after="40"/>
+            </w:pPr>
+            <w:r>
+              <w:rPr>
+                <w:b w:val="0"/>
+                <w:sz w:val="18"/>
+              </w:rPr>
+              <w:t>3</w:t>
             </w:r>
           </w:p>
         </w:tc>
@@ -2880,7 +2942,7 @@
                 <w:b w:val="0"/>
                 <w:sz w:val="18"/>
               </w:rPr>
-              <w:t>28. 2. 2027</w:t>
+              <w:t>31. 3. 2027</w:t>
             </w:r>
           </w:p>
         </w:tc>
@@ -2897,7 +2959,7 @@
                 <w:b w:val="0"/>
                 <w:sz w:val="18"/>
               </w:rPr>
-              <w:t>Koľko obcí a organizácií má dokončené hodnotenie?</w:t>
+              <w:t>Koľko obcí dokončilo hodnotenie a koľko sa vrátilo druhýkrát?</w:t>
             </w:r>
           </w:p>
         </w:tc>
@@ -2914,7 +2976,7 @@
                 <w:b w:val="0"/>
                 <w:sz w:val="18"/>
               </w:rPr>
-              <w:t>30</w:t>
+              <w:t>10 / 3</w:t>
             </w:r>
           </w:p>
         </w:tc>
@@ -2931,77 +2993,7 @@
                 <w:b w:val="0"/>
                 <w:sz w:val="18"/>
               </w:rPr>
-              <w:t>Odložiť platenú verziu a prehodnotiť segment</w:t>
-            </w:r>
-          </w:p>
-        </w:tc>
-      </w:tr>
-      <w:tr>
-        <w:tc>
-          <w:tcPr>
-            <w:tcW w:type="dxa" w:w="2493"/>
-          </w:tcPr>
-          <w:p>
-            <w:pPr>
-              <w:spacing w:after="40"/>
-            </w:pPr>
-            <w:r>
-              <w:rPr>
-                <w:b w:val="0"/>
-                <w:sz w:val="18"/>
-              </w:rPr>
-              <w:t>30. 9. 2027</w:t>
-            </w:r>
-          </w:p>
-        </w:tc>
-        <w:tc>
-          <w:tcPr>
-            <w:tcW w:type="dxa" w:w="2493"/>
-          </w:tcPr>
-          <w:p>
-            <w:pPr>
-              <w:spacing w:after="40"/>
-            </w:pPr>
-            <w:r>
-              <w:rPr>
-                <w:b w:val="0"/>
-                <w:sz w:val="18"/>
-              </w:rPr>
-              <w:t>Je cenník potvrdený a komunikovaný pre rozpočty na 2028?</w:t>
-            </w:r>
-          </w:p>
-        </w:tc>
-        <w:tc>
-          <w:tcPr>
-            <w:tcW w:type="dxa" w:w="2493"/>
-          </w:tcPr>
-          <w:p>
-            <w:pPr>
-              <w:spacing w:after="40"/>
-            </w:pPr>
-            <w:r>
-              <w:rPr>
-                <w:b w:val="0"/>
-                <w:sz w:val="18"/>
-              </w:rPr>
-              <w:t>áno/nie</w:t>
-            </w:r>
-          </w:p>
-        </w:tc>
-        <w:tc>
-          <w:tcPr>
-            <w:tcW w:type="dxa" w:w="2493"/>
-          </w:tcPr>
-          <w:p>
-            <w:pPr>
-              <w:spacing w:after="40"/>
-            </w:pPr>
-            <w:r>
-              <w:rPr>
-                <w:b w:val="0"/>
-                <w:sz w:val="18"/>
-              </w:rPr>
-              <w:t>Platená verzia sa posúva na 2029</w:t>
+              <w:t>Zmeniť cieľovú skupinu na dodávateľov alebo projekt zastaviť</w:t>
             </w:r>
           </w:p>
         </w:tc>
@@ -3031,7 +3023,46 @@
           <w:color w:val="144A70"/>
           <w:sz w:val="29"/>
         </w:rPr>
-        <w:t>5. Čo sa nerobí</w:t>
+        <w:t>6. Čo sa nerobí</w:t>
+      </w:r>
+    </w:p>
+    <w:p>
+      <w:pPr>
+        <w:pStyle w:val="ListBullet"/>
+        <w:spacing w:after="60"/>
+        <w:ind w:left="369"/>
+      </w:pPr>
+      <w:r>
+        <w:rPr>
+          <w:b w:val="0"/>
+        </w:rPr>
+        <w:t>Žiadny vývoj, kým neprejde brána k 24. 10. 2026.</w:t>
+      </w:r>
+    </w:p>
+    <w:p>
+      <w:pPr>
+        <w:pStyle w:val="ListBullet"/>
+        <w:spacing w:after="60"/>
+        <w:ind w:left="369"/>
+      </w:pPr>
+      <w:r>
+        <w:rPr>
+          <w:b w:val="0"/>
+        </w:rPr>
+        <w:t>Žiadne meranie používania v aplikácii — pri 18 ľuďoch ho nahrádza telefonát.</w:t>
+      </w:r>
+    </w:p>
+    <w:p>
+      <w:pPr>
+        <w:pStyle w:val="ListBullet"/>
+        <w:spacing w:after="60"/>
+        <w:ind w:left="369"/>
+      </w:pPr>
+      <w:r>
+        <w:rPr>
+          <w:b w:val="0"/>
+        </w:rPr>
+        <w:t>Žiadne oslovovanie organizácií v zriaďovateľskej pôsobnosti kraja.</w:t>
       </w:r>
     </w:p>
     <w:p>
@@ -3070,7 +3101,7 @@
         <w:rPr>
           <w:b w:val="0"/>
         </w:rPr>
-        <w:t>Nestavia sa databáza účtov, evidencia predplatného ani fakturácia, kým nie je rozhodnuté M1.</w:t>
+        <w:t>Nestavia sa databáza účtov, evidencia predplatného ani fakturácia.</w:t>
       </w:r>
     </w:p>
     <w:p>
@@ -3105,7 +3136,7 @@
           <w:color w:val="144A70"/>
           <w:sz w:val="29"/>
         </w:rPr>
-        <w:t>6. Otvorené</w:t>
+        <w:t>7. Otvorené</w:t>
       </w:r>
     </w:p>
     <w:p>
@@ -3118,7 +3149,7 @@
         <w:rPr>
           <w:b w:val="0"/>
         </w:rPr>
-        <w:t>Kto vedie segmenty S1 – S3.</w:t>
+        <w:t>Kto vedie krok D1.</w:t>
       </w:r>
     </w:p>
     <w:p>
@@ -3144,7 +3175,20 @@
         <w:rPr>
           <w:b w:val="0"/>
         </w:rPr>
-        <w:t>Či sa mení cieľová skupina z obcí na ich dodávateľov (audítori, projektanti).</w:t>
+        <w:t>Či sa cieľová skupina mení z obcí na ich dodávateľov — rozhoduje sa v D2.</w:t>
+      </w:r>
+    </w:p>
+    <w:p>
+      <w:pPr>
+        <w:pStyle w:val="ListBullet"/>
+        <w:spacing w:after="60"/>
+        <w:ind w:left="369"/>
+      </w:pPr>
+      <w:r>
+        <w:rPr>
+          <w:b w:val="0"/>
+        </w:rPr>
+        <w:t>Ktorý areál sa použije ako ukážka v kroku K3.</w:t>
       </w:r>
     </w:p>
     <w:p>
@@ -3160,13 +3204,27 @@
           <w:color w:val="5A5A5A"/>
           <w:sz w:val="18"/>
         </w:rPr>
+        <w:t>docs/validacia-casova-os.puml</w:t>
+      </w:r>
+      <w:r>
+        <w:rPr>
+          <w:b w:val="0"/>
+        </w:rPr>
+        <w:t xml:space="preserve"> — diagram krokov a časovej osi · </w:t>
+      </w:r>
+      <w:r>
+        <w:rPr>
+          <w:rFonts w:ascii="Consolas" w:hAnsi="Consolas"/>
+          <w:color w:val="5A5A5A"/>
+          <w:sz w:val="18"/>
+        </w:rPr>
         <w:t>docs/monetizacia-navrh.md</w:t>
       </w:r>
       <w:r>
         <w:rPr>
           <w:b w:val="0"/>
         </w:rPr>
-        <w:t xml:space="preserve"> — model monetizácie; body M1 a M3 ho menia.</w:t>
+        <w:t xml:space="preserve"> — model monetizácie, mení ho krok M3.</w:t>
       </w:r>
     </w:p>
     <w:p>
@@ -3184,6 +3242,144 @@
           <w:sz w:val="16"/>
         </w:rPr>
         <w:t>Vygenerované z docs/validacia-dalsie-kroky.md — zdrojom pravdy je ten súbor v repozitári VESMA.</w:t>
+      </w:r>
+    </w:p>
+    <w:p>
+      <w:r>
+        <w:br w:type="page"/>
+      </w:r>
+    </w:p>
+    <w:p>
+      <w:pPr>
+        <w:spacing w:before="280" w:after="120"/>
+      </w:pPr>
+      <w:r>
+        <w:rPr>
+          <w:b/>
+          <w:color w:val="14486F"/>
+          <w:sz w:val="29"/>
+        </w:rPr>
+        <w:t>Príloha — časová os</w:t>
+      </w:r>
+    </w:p>
+    <w:p>
+      <w:pPr>
+        <w:jc w:val="center"/>
+      </w:pPr>
+      <w:r>
+        <w:drawing>
+          <wp:inline xmlns:a="http://schemas.openxmlformats.org/drawingml/2006/main" xmlns:pic="http://schemas.openxmlformats.org/drawingml/2006/picture">
+            <wp:extent cx="5940000" cy="3911893"/>
+            <wp:docPr id="1" name="Picture 1"/>
+            <wp:cNvGraphicFramePr>
+              <a:graphicFrameLocks noChangeAspect="1"/>
+            </wp:cNvGraphicFramePr>
+            <a:graphic>
+              <a:graphicData uri="http://schemas.openxmlformats.org/drawingml/2006/picture">
+                <pic:pic>
+                  <pic:nvPicPr>
+                    <pic:cNvPr id="0" name="validacia-casova-os.png"/>
+                    <pic:cNvPicPr/>
+                  </pic:nvPicPr>
+                  <pic:blipFill>
+                    <a:blip r:embed="rId9"/>
+                    <a:stretch>
+                      <a:fillRect/>
+                    </a:stretch>
+                  </pic:blipFill>
+                  <pic:spPr>
+                    <a:xfrm>
+                      <a:off x="0" y="0"/>
+                      <a:ext cx="5940000" cy="3911893"/>
+                    </a:xfrm>
+                    <a:prstGeom prst="rect"/>
+                  </pic:spPr>
+                </pic:pic>
+              </a:graphicData>
+            </a:graphic>
+          </wp:inline>
+        </w:drawing>
+      </w:r>
+    </w:p>
+    <w:p>
+      <w:pPr>
+        <w:jc w:val="center"/>
+      </w:pPr>
+      <w:r>
+        <w:rPr>
+          <w:color w:val="5A5A5A"/>
+          <w:sz w:val="17"/>
+        </w:rPr>
+        <w:t>Vygenerované z docs/validacia-casova-os.puml</w:t>
+      </w:r>
+    </w:p>
+    <w:p>
+      <w:r>
+        <w:br w:type="page"/>
+      </w:r>
+    </w:p>
+    <w:p>
+      <w:pPr>
+        <w:spacing w:before="280" w:after="120"/>
+      </w:pPr>
+      <w:r>
+        <w:rPr>
+          <w:b/>
+          <w:color w:val="14486F"/>
+          <w:sz w:val="29"/>
+        </w:rPr>
+        <w:t>Príloha — kroky podľa fáz</w:t>
+      </w:r>
+    </w:p>
+    <w:p>
+      <w:pPr>
+        <w:jc w:val="center"/>
+      </w:pPr>
+      <w:r>
+        <w:drawing>
+          <wp:inline xmlns:a="http://schemas.openxmlformats.org/drawingml/2006/main" xmlns:pic="http://schemas.openxmlformats.org/drawingml/2006/picture">
+            <wp:extent cx="5774663" cy="8460000"/>
+            <wp:docPr id="2" name="Picture 2"/>
+            <wp:cNvGraphicFramePr>
+              <a:graphicFrameLocks noChangeAspect="1"/>
+            </wp:cNvGraphicFramePr>
+            <a:graphic>
+              <a:graphicData uri="http://schemas.openxmlformats.org/drawingml/2006/picture">
+                <pic:pic>
+                  <pic:nvPicPr>
+                    <pic:cNvPr id="0" name="validacia-kroky.png"/>
+                    <pic:cNvPicPr/>
+                  </pic:nvPicPr>
+                  <pic:blipFill>
+                    <a:blip r:embed="rId10"/>
+                    <a:stretch>
+                      <a:fillRect/>
+                    </a:stretch>
+                  </pic:blipFill>
+                  <pic:spPr>
+                    <a:xfrm>
+                      <a:off x="0" y="0"/>
+                      <a:ext cx="5774663" cy="8460000"/>
+                    </a:xfrm>
+                    <a:prstGeom prst="rect"/>
+                  </pic:spPr>
+                </pic:pic>
+              </a:graphicData>
+            </a:graphic>
+          </wp:inline>
+        </w:drawing>
+      </w:r>
+    </w:p>
+    <w:p>
+      <w:pPr>
+        <w:jc w:val="center"/>
+      </w:pPr>
+      <w:r>
+        <w:rPr>
+          <w:color w:val="5A5A5A"/>
+          <w:sz w:val="17"/>
+        </w:rPr>
+        <w:t>Vygenerované z docs/validacia-casova-os.puml</w:t>
       </w:r>
     </w:p>
     <w:sectPr>
